--- a/exam-docs/final-exam-answer-key-lab.docx
+++ b/exam-docs/final-exam-answer-key-lab.docx
@@ -2118,7 +2118,7 @@
     <w:p>
       <w:pPr>
         <w:rPr>
-          <w:rFonts w:ascii="Times New Roman" w:hAnsi="Times New Roman" w:cs="Times New Roman" w:hint="eastAsia"/>
+          <w:rFonts w:ascii="Times New Roman" w:hAnsi="Times New Roman" w:cs="Times New Roman"/>
           <w:sz w:val="24"/>
           <w:szCs w:val="24"/>
         </w:rPr>
@@ -2656,6 +2656,91 @@
       <w:pPr>
         <w:rPr>
           <w:rFonts w:ascii="Times New Roman" w:hAnsi="Times New Roman" w:cs="Times New Roman"/>
+          <w:sz w:val="24"/>
+          <w:szCs w:val="24"/>
+        </w:rPr>
+      </w:pPr>
+      <w:r>
+        <w:rPr>
+          <w:rFonts w:ascii="Times New Roman" w:hAnsi="Times New Roman" w:cs="Times New Roman"/>
+          <w:sz w:val="24"/>
+          <w:szCs w:val="24"/>
+        </w:rPr>
+        <w:drawing>
+          <wp:anchor distT="0" distB="0" distL="114300" distR="114300" simplePos="0" relativeHeight="251659264" behindDoc="0" locked="0" layoutInCell="1" allowOverlap="1" wp14:anchorId="0D09CB89" wp14:editId="4BD2008A">
+            <wp:simplePos x="0" y="0"/>
+            <wp:positionH relativeFrom="column">
+              <wp:posOffset>0</wp:posOffset>
+            </wp:positionH>
+            <wp:positionV relativeFrom="paragraph">
+              <wp:posOffset>285750</wp:posOffset>
+            </wp:positionV>
+            <wp:extent cx="5731510" cy="2167890"/>
+            <wp:effectExtent l="0" t="0" r="2540" b="3810"/>
+            <wp:wrapTight wrapText="bothSides">
+              <wp:wrapPolygon edited="0">
+                <wp:start x="0" y="0"/>
+                <wp:lineTo x="0" y="21448"/>
+                <wp:lineTo x="21538" y="21448"/>
+                <wp:lineTo x="21538" y="0"/>
+                <wp:lineTo x="0" y="0"/>
+              </wp:wrapPolygon>
+            </wp:wrapTight>
+            <wp:docPr id="1" name="Picture 1"/>
+            <wp:cNvGraphicFramePr>
+              <a:graphicFrameLocks xmlns:a="http://schemas.openxmlformats.org/drawingml/2006/main" noChangeAspect="1"/>
+            </wp:cNvGraphicFramePr>
+            <a:graphic xmlns:a="http://schemas.openxmlformats.org/drawingml/2006/main">
+              <a:graphicData uri="http://schemas.openxmlformats.org/drawingml/2006/picture">
+                <pic:pic xmlns:pic="http://schemas.openxmlformats.org/drawingml/2006/picture">
+                  <pic:nvPicPr>
+                    <pic:cNvPr id="1" name=""/>
+                    <pic:cNvPicPr/>
+                  </pic:nvPicPr>
+                  <pic:blipFill>
+                    <a:blip r:embed="rId7"/>
+                    <a:stretch>
+                      <a:fillRect/>
+                    </a:stretch>
+                  </pic:blipFill>
+                  <pic:spPr>
+                    <a:xfrm>
+                      <a:off x="0" y="0"/>
+                      <a:ext cx="5731510" cy="2167890"/>
+                    </a:xfrm>
+                    <a:prstGeom prst="rect">
+                      <a:avLst/>
+                    </a:prstGeom>
+                  </pic:spPr>
+                </pic:pic>
+              </a:graphicData>
+            </a:graphic>
+          </wp:anchor>
+        </w:drawing>
+      </w:r>
+    </w:p>
+    <w:p>
+      <w:pPr>
+        <w:rPr>
+          <w:rFonts w:ascii="Times New Roman" w:hAnsi="Times New Roman" w:cs="Times New Roman"/>
+          <w:sz w:val="24"/>
+          <w:szCs w:val="24"/>
+        </w:rPr>
+      </w:pPr>
+    </w:p>
+    <w:p>
+      <w:pPr>
+        <w:rPr>
+          <w:rFonts w:ascii="Times New Roman" w:hAnsi="Times New Roman" w:cs="Times New Roman"/>
+          <w:sz w:val="24"/>
+          <w:szCs w:val="24"/>
+        </w:rPr>
+      </w:pPr>
+    </w:p>
+    <w:p>
+      <w:pPr>
+        <w:rPr>
+          <w:rFonts w:ascii="Times New Roman" w:hAnsi="Times New Roman" w:cs="Times New Roman"/>
           <w:b/>
           <w:bCs/>
           <w:sz w:val="32"/>
@@ -3144,6 +3229,7 @@
           <w:sz w:val="24"/>
           <w:szCs w:val="24"/>
         </w:rPr>
+        <w:lastRenderedPageBreak/>
         <w:t>{</w:t>
       </w:r>
     </w:p>
@@ -3275,7 +3361,7 @@
           <w:numId w:val="27"/>
         </w:numPr>
         <w:rPr>
-          <w:rFonts w:ascii="Times New Roman" w:hAnsi="Times New Roman" w:cs="Times New Roman" w:hint="eastAsia"/>
+          <w:rFonts w:ascii="Times New Roman" w:hAnsi="Times New Roman" w:cs="Times New Roman"/>
           <w:sz w:val="24"/>
           <w:szCs w:val="24"/>
         </w:rPr>
@@ -3313,7 +3399,7 @@
           <w:numId w:val="27"/>
         </w:numPr>
         <w:rPr>
-          <w:rFonts w:ascii="Times New Roman" w:hAnsi="Times New Roman" w:cs="Times New Roman" w:hint="eastAsia"/>
+          <w:rFonts w:ascii="Times New Roman" w:hAnsi="Times New Roman" w:cs="Times New Roman"/>
           <w:sz w:val="24"/>
           <w:szCs w:val="24"/>
         </w:rPr>
@@ -3418,6 +3504,320 @@
       </w:r>
       <w:proofErr w:type="spellEnd"/>
       <w:proofErr w:type="gramEnd"/>
+    </w:p>
+    <w:p>
+      <w:pPr>
+        <w:rPr>
+          <w:rFonts w:ascii="Times New Roman" w:hAnsi="Times New Roman" w:cs="Times New Roman"/>
+          <w:sz w:val="24"/>
+          <w:szCs w:val="24"/>
+        </w:rPr>
+      </w:pPr>
+      <w:r>
+        <w:rPr>
+          <w:rFonts w:ascii="Times New Roman" w:hAnsi="Times New Roman" w:cs="Times New Roman"/>
+          <w:sz w:val="24"/>
+          <w:szCs w:val="24"/>
+        </w:rPr>
+        <w:drawing>
+          <wp:anchor distT="0" distB="0" distL="114300" distR="114300" simplePos="0" relativeHeight="251661312" behindDoc="0" locked="0" layoutInCell="1" allowOverlap="1" wp14:anchorId="3500095F" wp14:editId="5D745BF3">
+            <wp:simplePos x="0" y="0"/>
+            <wp:positionH relativeFrom="column">
+              <wp:posOffset>0</wp:posOffset>
+            </wp:positionH>
+            <wp:positionV relativeFrom="paragraph">
+              <wp:posOffset>285750</wp:posOffset>
+            </wp:positionV>
+            <wp:extent cx="5731510" cy="1190625"/>
+            <wp:effectExtent l="0" t="0" r="2540" b="9525"/>
+            <wp:wrapTight wrapText="bothSides">
+              <wp:wrapPolygon edited="0">
+                <wp:start x="0" y="0"/>
+                <wp:lineTo x="0" y="21427"/>
+                <wp:lineTo x="21538" y="21427"/>
+                <wp:lineTo x="21538" y="0"/>
+                <wp:lineTo x="0" y="0"/>
+              </wp:wrapPolygon>
+            </wp:wrapTight>
+            <wp:docPr id="2" name="Picture 2"/>
+            <wp:cNvGraphicFramePr>
+              <a:graphicFrameLocks xmlns:a="http://schemas.openxmlformats.org/drawingml/2006/main" noChangeAspect="1"/>
+            </wp:cNvGraphicFramePr>
+            <a:graphic xmlns:a="http://schemas.openxmlformats.org/drawingml/2006/main">
+              <a:graphicData uri="http://schemas.openxmlformats.org/drawingml/2006/picture">
+                <pic:pic xmlns:pic="http://schemas.openxmlformats.org/drawingml/2006/picture">
+                  <pic:nvPicPr>
+                    <pic:cNvPr id="1" name=""/>
+                    <pic:cNvPicPr/>
+                  </pic:nvPicPr>
+                  <pic:blipFill>
+                    <a:blip r:embed="rId8"/>
+                    <a:stretch>
+                      <a:fillRect/>
+                    </a:stretch>
+                  </pic:blipFill>
+                  <pic:spPr>
+                    <a:xfrm>
+                      <a:off x="0" y="0"/>
+                      <a:ext cx="5731510" cy="1190625"/>
+                    </a:xfrm>
+                    <a:prstGeom prst="rect">
+                      <a:avLst/>
+                    </a:prstGeom>
+                  </pic:spPr>
+                </pic:pic>
+              </a:graphicData>
+            </a:graphic>
+          </wp:anchor>
+        </w:drawing>
+      </w:r>
+    </w:p>
+    <w:p>
+      <w:pPr>
+        <w:rPr>
+          <w:rFonts w:ascii="Times New Roman" w:hAnsi="Times New Roman" w:cs="Times New Roman"/>
+          <w:sz w:val="24"/>
+          <w:szCs w:val="24"/>
+        </w:rPr>
+      </w:pPr>
+    </w:p>
+    <w:p>
+      <w:pPr>
+        <w:rPr>
+          <w:rFonts w:ascii="Times New Roman" w:hAnsi="Times New Roman" w:cs="Times New Roman"/>
+          <w:sz w:val="24"/>
+          <w:szCs w:val="24"/>
+        </w:rPr>
+      </w:pPr>
+      <w:r>
+        <w:rPr>
+          <w:rFonts w:ascii="Times New Roman" w:hAnsi="Times New Roman" w:cs="Times New Roman"/>
+          <w:sz w:val="24"/>
+          <w:szCs w:val="24"/>
+        </w:rPr>
+        <w:drawing>
+          <wp:anchor distT="0" distB="0" distL="114300" distR="114300" simplePos="0" relativeHeight="251663360" behindDoc="0" locked="0" layoutInCell="1" allowOverlap="1" wp14:anchorId="5ED2832B" wp14:editId="4CFEF079">
+            <wp:simplePos x="0" y="0"/>
+            <wp:positionH relativeFrom="column">
+              <wp:posOffset>0</wp:posOffset>
+            </wp:positionH>
+            <wp:positionV relativeFrom="paragraph">
+              <wp:posOffset>285115</wp:posOffset>
+            </wp:positionV>
+            <wp:extent cx="5731510" cy="2153285"/>
+            <wp:effectExtent l="0" t="0" r="2540" b="0"/>
+            <wp:wrapTight wrapText="bothSides">
+              <wp:wrapPolygon edited="0">
+                <wp:start x="0" y="0"/>
+                <wp:lineTo x="0" y="21403"/>
+                <wp:lineTo x="21538" y="21403"/>
+                <wp:lineTo x="21538" y="0"/>
+                <wp:lineTo x="0" y="0"/>
+              </wp:wrapPolygon>
+            </wp:wrapTight>
+            <wp:docPr id="3" name="Picture 3"/>
+            <wp:cNvGraphicFramePr>
+              <a:graphicFrameLocks xmlns:a="http://schemas.openxmlformats.org/drawingml/2006/main" noChangeAspect="1"/>
+            </wp:cNvGraphicFramePr>
+            <a:graphic xmlns:a="http://schemas.openxmlformats.org/drawingml/2006/main">
+              <a:graphicData uri="http://schemas.openxmlformats.org/drawingml/2006/picture">
+                <pic:pic xmlns:pic="http://schemas.openxmlformats.org/drawingml/2006/picture">
+                  <pic:nvPicPr>
+                    <pic:cNvPr id="1" name=""/>
+                    <pic:cNvPicPr/>
+                  </pic:nvPicPr>
+                  <pic:blipFill>
+                    <a:blip r:embed="rId9"/>
+                    <a:stretch>
+                      <a:fillRect/>
+                    </a:stretch>
+                  </pic:blipFill>
+                  <pic:spPr>
+                    <a:xfrm>
+                      <a:off x="0" y="0"/>
+                      <a:ext cx="5731510" cy="2153285"/>
+                    </a:xfrm>
+                    <a:prstGeom prst="rect">
+                      <a:avLst/>
+                    </a:prstGeom>
+                  </pic:spPr>
+                </pic:pic>
+              </a:graphicData>
+            </a:graphic>
+          </wp:anchor>
+        </w:drawing>
+      </w:r>
+    </w:p>
+    <w:p>
+      <w:pPr>
+        <w:rPr>
+          <w:rFonts w:ascii="Times New Roman" w:hAnsi="Times New Roman" w:cs="Times New Roman"/>
+          <w:sz w:val="24"/>
+          <w:szCs w:val="24"/>
+        </w:rPr>
+      </w:pPr>
+    </w:p>
+    <w:p>
+      <w:pPr>
+        <w:rPr>
+          <w:rFonts w:ascii="Times New Roman" w:hAnsi="Times New Roman" w:cs="Times New Roman"/>
+          <w:sz w:val="24"/>
+          <w:szCs w:val="24"/>
+        </w:rPr>
+      </w:pPr>
+    </w:p>
+    <w:p>
+      <w:pPr>
+        <w:rPr>
+          <w:rFonts w:ascii="Times New Roman" w:hAnsi="Times New Roman" w:cs="Times New Roman"/>
+          <w:sz w:val="24"/>
+          <w:szCs w:val="24"/>
+        </w:rPr>
+      </w:pPr>
+      <w:r>
+        <w:rPr>
+          <w:rFonts w:ascii="Times New Roman" w:hAnsi="Times New Roman" w:cs="Times New Roman"/>
+          <w:sz w:val="24"/>
+          <w:szCs w:val="24"/>
+        </w:rPr>
+        <w:lastRenderedPageBreak/>
+        <w:drawing>
+          <wp:anchor distT="0" distB="0" distL="114300" distR="114300" simplePos="0" relativeHeight="251665408" behindDoc="0" locked="0" layoutInCell="1" allowOverlap="1" wp14:anchorId="019376C5" wp14:editId="11401193">
+            <wp:simplePos x="0" y="0"/>
+            <wp:positionH relativeFrom="column">
+              <wp:posOffset>0</wp:posOffset>
+            </wp:positionH>
+            <wp:positionV relativeFrom="paragraph">
+              <wp:posOffset>295275</wp:posOffset>
+            </wp:positionV>
+            <wp:extent cx="5731510" cy="2576830"/>
+            <wp:effectExtent l="0" t="0" r="2540" b="0"/>
+            <wp:wrapTight wrapText="bothSides">
+              <wp:wrapPolygon edited="0">
+                <wp:start x="0" y="0"/>
+                <wp:lineTo x="0" y="21398"/>
+                <wp:lineTo x="21538" y="21398"/>
+                <wp:lineTo x="21538" y="0"/>
+                <wp:lineTo x="0" y="0"/>
+              </wp:wrapPolygon>
+            </wp:wrapTight>
+            <wp:docPr id="4" name="Picture 4"/>
+            <wp:cNvGraphicFramePr>
+              <a:graphicFrameLocks xmlns:a="http://schemas.openxmlformats.org/drawingml/2006/main" noChangeAspect="1"/>
+            </wp:cNvGraphicFramePr>
+            <a:graphic xmlns:a="http://schemas.openxmlformats.org/drawingml/2006/main">
+              <a:graphicData uri="http://schemas.openxmlformats.org/drawingml/2006/picture">
+                <pic:pic xmlns:pic="http://schemas.openxmlformats.org/drawingml/2006/picture">
+                  <pic:nvPicPr>
+                    <pic:cNvPr id="1" name=""/>
+                    <pic:cNvPicPr/>
+                  </pic:nvPicPr>
+                  <pic:blipFill>
+                    <a:blip r:embed="rId10"/>
+                    <a:stretch>
+                      <a:fillRect/>
+                    </a:stretch>
+                  </pic:blipFill>
+                  <pic:spPr>
+                    <a:xfrm>
+                      <a:off x="0" y="0"/>
+                      <a:ext cx="5731510" cy="2576830"/>
+                    </a:xfrm>
+                    <a:prstGeom prst="rect">
+                      <a:avLst/>
+                    </a:prstGeom>
+                  </pic:spPr>
+                </pic:pic>
+              </a:graphicData>
+            </a:graphic>
+          </wp:anchor>
+        </w:drawing>
+      </w:r>
+    </w:p>
+    <w:p>
+      <w:pPr>
+        <w:rPr>
+          <w:rFonts w:ascii="Times New Roman" w:hAnsi="Times New Roman" w:cs="Times New Roman"/>
+          <w:sz w:val="24"/>
+          <w:szCs w:val="24"/>
+        </w:rPr>
+      </w:pPr>
+    </w:p>
+    <w:p>
+      <w:pPr>
+        <w:rPr>
+          <w:rFonts w:ascii="Times New Roman" w:hAnsi="Times New Roman" w:cs="Times New Roman"/>
+          <w:sz w:val="24"/>
+          <w:szCs w:val="24"/>
+        </w:rPr>
+      </w:pPr>
+      <w:r>
+        <w:rPr>
+          <w:rFonts w:ascii="Times New Roman" w:hAnsi="Times New Roman" w:cs="Times New Roman"/>
+          <w:sz w:val="24"/>
+          <w:szCs w:val="24"/>
+        </w:rPr>
+        <w:drawing>
+          <wp:anchor distT="0" distB="0" distL="114300" distR="114300" simplePos="0" relativeHeight="251673600" behindDoc="0" locked="0" layoutInCell="1" allowOverlap="1" wp14:anchorId="1BB0615E" wp14:editId="58941469">
+            <wp:simplePos x="0" y="0"/>
+            <wp:positionH relativeFrom="column">
+              <wp:posOffset>0</wp:posOffset>
+            </wp:positionH>
+            <wp:positionV relativeFrom="paragraph">
+              <wp:posOffset>295275</wp:posOffset>
+            </wp:positionV>
+            <wp:extent cx="5731510" cy="2103120"/>
+            <wp:effectExtent l="0" t="0" r="2540" b="0"/>
+            <wp:wrapTight wrapText="bothSides">
+              <wp:wrapPolygon edited="0">
+                <wp:start x="0" y="0"/>
+                <wp:lineTo x="0" y="21326"/>
+                <wp:lineTo x="21538" y="21326"/>
+                <wp:lineTo x="21538" y="0"/>
+                <wp:lineTo x="0" y="0"/>
+              </wp:wrapPolygon>
+            </wp:wrapTight>
+            <wp:docPr id="9" name="Picture 9"/>
+            <wp:cNvGraphicFramePr>
+              <a:graphicFrameLocks xmlns:a="http://schemas.openxmlformats.org/drawingml/2006/main" noChangeAspect="1"/>
+            </wp:cNvGraphicFramePr>
+            <a:graphic xmlns:a="http://schemas.openxmlformats.org/drawingml/2006/main">
+              <a:graphicData uri="http://schemas.openxmlformats.org/drawingml/2006/picture">
+                <pic:pic xmlns:pic="http://schemas.openxmlformats.org/drawingml/2006/picture">
+                  <pic:nvPicPr>
+                    <pic:cNvPr id="1" name=""/>
+                    <pic:cNvPicPr/>
+                  </pic:nvPicPr>
+                  <pic:blipFill>
+                    <a:blip r:embed="rId11"/>
+                    <a:stretch>
+                      <a:fillRect/>
+                    </a:stretch>
+                  </pic:blipFill>
+                  <pic:spPr>
+                    <a:xfrm>
+                      <a:off x="0" y="0"/>
+                      <a:ext cx="5731510" cy="2103120"/>
+                    </a:xfrm>
+                    <a:prstGeom prst="rect">
+                      <a:avLst/>
+                    </a:prstGeom>
+                  </pic:spPr>
+                </pic:pic>
+              </a:graphicData>
+            </a:graphic>
+          </wp:anchor>
+        </w:drawing>
+      </w:r>
+    </w:p>
+    <w:p>
+      <w:pPr>
+        <w:rPr>
+          <w:rFonts w:ascii="Times New Roman" w:hAnsi="Times New Roman" w:cs="Times New Roman"/>
+          <w:sz w:val="24"/>
+          <w:szCs w:val="24"/>
+        </w:rPr>
+      </w:pPr>
     </w:p>
     <w:p>
       <w:pPr>
@@ -3828,6 +4228,7 @@
           <w:sz w:val="24"/>
           <w:szCs w:val="24"/>
         </w:rPr>
+        <w:lastRenderedPageBreak/>
         <w:t>Root cause</w:t>
       </w:r>
     </w:p>
@@ -4300,6 +4701,100 @@
         </w:rPr>
         <w:t>Tests: 6 passed, 6 total</w:t>
       </w:r>
+    </w:p>
+    <w:p>
+      <w:pPr>
+        <w:rPr>
+          <w:rFonts w:ascii="Times New Roman" w:hAnsi="Times New Roman" w:cs="Times New Roman"/>
+          <w:sz w:val="24"/>
+          <w:szCs w:val="24"/>
+        </w:rPr>
+      </w:pPr>
+    </w:p>
+    <w:p>
+      <w:pPr>
+        <w:rPr>
+          <w:rFonts w:ascii="Times New Roman" w:hAnsi="Times New Roman" w:cs="Times New Roman"/>
+          <w:sz w:val="24"/>
+          <w:szCs w:val="24"/>
+        </w:rPr>
+      </w:pPr>
+      <w:r>
+        <w:rPr>
+          <w:rFonts w:ascii="Times New Roman" w:hAnsi="Times New Roman" w:cs="Times New Roman"/>
+          <w:sz w:val="24"/>
+          <w:szCs w:val="24"/>
+        </w:rPr>
+        <w:drawing>
+          <wp:anchor distT="0" distB="0" distL="114300" distR="114300" simplePos="0" relativeHeight="251669504" behindDoc="0" locked="0" layoutInCell="1" allowOverlap="1" wp14:anchorId="2E73A28F" wp14:editId="253004DE">
+            <wp:simplePos x="0" y="0"/>
+            <wp:positionH relativeFrom="column">
+              <wp:posOffset>0</wp:posOffset>
+            </wp:positionH>
+            <wp:positionV relativeFrom="paragraph">
+              <wp:posOffset>295275</wp:posOffset>
+            </wp:positionV>
+            <wp:extent cx="5731510" cy="2641600"/>
+            <wp:effectExtent l="0" t="0" r="2540" b="6350"/>
+            <wp:wrapTight wrapText="bothSides">
+              <wp:wrapPolygon edited="0">
+                <wp:start x="0" y="0"/>
+                <wp:lineTo x="0" y="21496"/>
+                <wp:lineTo x="21538" y="21496"/>
+                <wp:lineTo x="21538" y="0"/>
+                <wp:lineTo x="0" y="0"/>
+              </wp:wrapPolygon>
+            </wp:wrapTight>
+            <wp:docPr id="6" name="Picture 6"/>
+            <wp:cNvGraphicFramePr>
+              <a:graphicFrameLocks xmlns:a="http://schemas.openxmlformats.org/drawingml/2006/main" noChangeAspect="1"/>
+            </wp:cNvGraphicFramePr>
+            <a:graphic xmlns:a="http://schemas.openxmlformats.org/drawingml/2006/main">
+              <a:graphicData uri="http://schemas.openxmlformats.org/drawingml/2006/picture">
+                <pic:pic xmlns:pic="http://schemas.openxmlformats.org/drawingml/2006/picture">
+                  <pic:nvPicPr>
+                    <pic:cNvPr id="1" name=""/>
+                    <pic:cNvPicPr/>
+                  </pic:nvPicPr>
+                  <pic:blipFill>
+                    <a:blip r:embed="rId12"/>
+                    <a:stretch>
+                      <a:fillRect/>
+                    </a:stretch>
+                  </pic:blipFill>
+                  <pic:spPr>
+                    <a:xfrm>
+                      <a:off x="0" y="0"/>
+                      <a:ext cx="5731510" cy="2641600"/>
+                    </a:xfrm>
+                    <a:prstGeom prst="rect">
+                      <a:avLst/>
+                    </a:prstGeom>
+                  </pic:spPr>
+                </pic:pic>
+              </a:graphicData>
+            </a:graphic>
+          </wp:anchor>
+        </w:drawing>
+      </w:r>
+    </w:p>
+    <w:p>
+      <w:pPr>
+        <w:rPr>
+          <w:rFonts w:ascii="Times New Roman" w:hAnsi="Times New Roman" w:cs="Times New Roman"/>
+          <w:sz w:val="24"/>
+          <w:szCs w:val="24"/>
+        </w:rPr>
+      </w:pPr>
+    </w:p>
+    <w:p>
+      <w:pPr>
+        <w:rPr>
+          <w:rFonts w:ascii="Times New Roman" w:hAnsi="Times New Roman" w:cs="Times New Roman"/>
+          <w:sz w:val="24"/>
+          <w:szCs w:val="24"/>
+        </w:rPr>
+      </w:pPr>
     </w:p>
     <w:p>
       <w:pPr>
@@ -4387,7 +4882,6 @@
                 <w:sz w:val="24"/>
                 <w:szCs w:val="24"/>
               </w:rPr>
-              <w:lastRenderedPageBreak/>
               <w:t>Criteria</w:t>
             </w:r>
           </w:p>
@@ -5258,6 +5752,7 @@
           <w:sz w:val="24"/>
           <w:szCs w:val="24"/>
         </w:rPr>
+        <w:lastRenderedPageBreak/>
         <w:t>curl</w:t>
       </w:r>
       <w:r>
@@ -5291,11 +5786,70 @@
       </w:pPr>
       <w:r>
         <w:rPr>
+          <w:rFonts w:ascii="Times New Roman" w:hAnsi="Times New Roman" w:cs="Times New Roman"/>
+          <w:b/>
+          <w:bCs/>
+          <w:sz w:val="24"/>
+          <w:szCs w:val="24"/>
+        </w:rPr>
+        <w:drawing>
+          <wp:anchor distT="0" distB="0" distL="114300" distR="114300" simplePos="0" relativeHeight="251671552" behindDoc="0" locked="0" layoutInCell="1" allowOverlap="1" wp14:anchorId="5E94DC21" wp14:editId="7FEDF37B">
+            <wp:simplePos x="0" y="0"/>
+            <wp:positionH relativeFrom="margin">
+              <wp:align>right</wp:align>
+            </wp:positionH>
+            <wp:positionV relativeFrom="paragraph">
+              <wp:posOffset>290830</wp:posOffset>
+            </wp:positionV>
+            <wp:extent cx="5731510" cy="3947795"/>
+            <wp:effectExtent l="0" t="0" r="2540" b="0"/>
+            <wp:wrapTight wrapText="bothSides">
+              <wp:wrapPolygon edited="0">
+                <wp:start x="0" y="0"/>
+                <wp:lineTo x="0" y="21471"/>
+                <wp:lineTo x="21538" y="21471"/>
+                <wp:lineTo x="21538" y="0"/>
+                <wp:lineTo x="0" y="0"/>
+              </wp:wrapPolygon>
+            </wp:wrapTight>
+            <wp:docPr id="8" name="Picture 8"/>
+            <wp:cNvGraphicFramePr>
+              <a:graphicFrameLocks xmlns:a="http://schemas.openxmlformats.org/drawingml/2006/main" noChangeAspect="1"/>
+            </wp:cNvGraphicFramePr>
+            <a:graphic xmlns:a="http://schemas.openxmlformats.org/drawingml/2006/main">
+              <a:graphicData uri="http://schemas.openxmlformats.org/drawingml/2006/picture">
+                <pic:pic xmlns:pic="http://schemas.openxmlformats.org/drawingml/2006/picture">
+                  <pic:nvPicPr>
+                    <pic:cNvPr id="1" name=""/>
+                    <pic:cNvPicPr/>
+                  </pic:nvPicPr>
+                  <pic:blipFill>
+                    <a:blip r:embed="rId13"/>
+                    <a:stretch>
+                      <a:fillRect/>
+                    </a:stretch>
+                  </pic:blipFill>
+                  <pic:spPr>
+                    <a:xfrm>
+                      <a:off x="0" y="0"/>
+                      <a:ext cx="5731510" cy="3947795"/>
+                    </a:xfrm>
+                    <a:prstGeom prst="rect">
+                      <a:avLst/>
+                    </a:prstGeom>
+                  </pic:spPr>
+                </pic:pic>
+              </a:graphicData>
+            </a:graphic>
+          </wp:anchor>
+        </w:drawing>
+      </w:r>
+      <w:r>
+        <w:rPr>
           <w:rFonts w:ascii="Times New Roman" w:hAnsi="Times New Roman" w:cs="Times New Roman" w:hint="eastAsia"/>
           <w:sz w:val="24"/>
           <w:szCs w:val="24"/>
         </w:rPr>
-        <w:lastRenderedPageBreak/>
         <w:t xml:space="preserve">Browser: Create post </w:t>
       </w:r>
       <w:r>
@@ -5330,6 +5884,170 @@
         </w:rPr>
         <w:t xml:space="preserve"> summary paragraph appears.</w:t>
       </w:r>
+    </w:p>
+    <w:p>
+      <w:pPr>
+        <w:rPr>
+          <w:rFonts w:ascii="Times New Roman" w:hAnsi="Times New Roman" w:cs="Times New Roman"/>
+          <w:b/>
+          <w:bCs/>
+          <w:sz w:val="24"/>
+          <w:szCs w:val="24"/>
+        </w:rPr>
+      </w:pPr>
+    </w:p>
+    <w:p>
+      <w:pPr>
+        <w:rPr>
+          <w:rFonts w:ascii="Times New Roman" w:hAnsi="Times New Roman" w:cs="Times New Roman"/>
+          <w:b/>
+          <w:bCs/>
+          <w:sz w:val="24"/>
+          <w:szCs w:val="24"/>
+        </w:rPr>
+      </w:pPr>
+      <w:r>
+        <w:rPr>
+          <w:rFonts w:ascii="Times New Roman" w:hAnsi="Times New Roman" w:cs="Times New Roman"/>
+          <w:b/>
+          <w:bCs/>
+          <w:sz w:val="24"/>
+          <w:szCs w:val="24"/>
+        </w:rPr>
+        <w:drawing>
+          <wp:anchor distT="0" distB="0" distL="114300" distR="114300" simplePos="0" relativeHeight="251677696" behindDoc="0" locked="0" layoutInCell="1" allowOverlap="1" wp14:anchorId="7379C40B" wp14:editId="198A30D3">
+            <wp:simplePos x="0" y="0"/>
+            <wp:positionH relativeFrom="margin">
+              <wp:align>right</wp:align>
+            </wp:positionH>
+            <wp:positionV relativeFrom="paragraph">
+              <wp:posOffset>2261235</wp:posOffset>
+            </wp:positionV>
+            <wp:extent cx="5731510" cy="1772920"/>
+            <wp:effectExtent l="0" t="0" r="2540" b="0"/>
+            <wp:wrapTight wrapText="bothSides">
+              <wp:wrapPolygon edited="0">
+                <wp:start x="0" y="0"/>
+                <wp:lineTo x="0" y="21352"/>
+                <wp:lineTo x="21538" y="21352"/>
+                <wp:lineTo x="21538" y="0"/>
+                <wp:lineTo x="0" y="0"/>
+              </wp:wrapPolygon>
+            </wp:wrapTight>
+            <wp:docPr id="11" name="Picture 11"/>
+            <wp:cNvGraphicFramePr>
+              <a:graphicFrameLocks xmlns:a="http://schemas.openxmlformats.org/drawingml/2006/main" noChangeAspect="1"/>
+            </wp:cNvGraphicFramePr>
+            <a:graphic xmlns:a="http://schemas.openxmlformats.org/drawingml/2006/main">
+              <a:graphicData uri="http://schemas.openxmlformats.org/drawingml/2006/picture">
+                <pic:pic xmlns:pic="http://schemas.openxmlformats.org/drawingml/2006/picture">
+                  <pic:nvPicPr>
+                    <pic:cNvPr id="1" name=""/>
+                    <pic:cNvPicPr/>
+                  </pic:nvPicPr>
+                  <pic:blipFill>
+                    <a:blip r:embed="rId14"/>
+                    <a:stretch>
+                      <a:fillRect/>
+                    </a:stretch>
+                  </pic:blipFill>
+                  <pic:spPr>
+                    <a:xfrm>
+                      <a:off x="0" y="0"/>
+                      <a:ext cx="5731510" cy="1772920"/>
+                    </a:xfrm>
+                    <a:prstGeom prst="rect">
+                      <a:avLst/>
+                    </a:prstGeom>
+                  </pic:spPr>
+                </pic:pic>
+              </a:graphicData>
+            </a:graphic>
+          </wp:anchor>
+        </w:drawing>
+      </w:r>
+      <w:r>
+        <w:rPr>
+          <w:rFonts w:ascii="Times New Roman" w:hAnsi="Times New Roman" w:cs="Times New Roman"/>
+          <w:b/>
+          <w:bCs/>
+          <w:sz w:val="24"/>
+          <w:szCs w:val="24"/>
+        </w:rPr>
+        <w:drawing>
+          <wp:anchor distT="0" distB="0" distL="114300" distR="114300" simplePos="0" relativeHeight="251675648" behindDoc="0" locked="0" layoutInCell="1" allowOverlap="1" wp14:anchorId="52B4D42A" wp14:editId="7E3C414C">
+            <wp:simplePos x="0" y="0"/>
+            <wp:positionH relativeFrom="column">
+              <wp:posOffset>0</wp:posOffset>
+            </wp:positionH>
+            <wp:positionV relativeFrom="paragraph">
+              <wp:posOffset>285115</wp:posOffset>
+            </wp:positionV>
+            <wp:extent cx="5731510" cy="1810385"/>
+            <wp:effectExtent l="0" t="0" r="2540" b="0"/>
+            <wp:wrapTight wrapText="bothSides">
+              <wp:wrapPolygon edited="0">
+                <wp:start x="0" y="0"/>
+                <wp:lineTo x="0" y="21365"/>
+                <wp:lineTo x="21538" y="21365"/>
+                <wp:lineTo x="21538" y="0"/>
+                <wp:lineTo x="0" y="0"/>
+              </wp:wrapPolygon>
+            </wp:wrapTight>
+            <wp:docPr id="10" name="Picture 10"/>
+            <wp:cNvGraphicFramePr>
+              <a:graphicFrameLocks xmlns:a="http://schemas.openxmlformats.org/drawingml/2006/main" noChangeAspect="1"/>
+            </wp:cNvGraphicFramePr>
+            <a:graphic xmlns:a="http://schemas.openxmlformats.org/drawingml/2006/main">
+              <a:graphicData uri="http://schemas.openxmlformats.org/drawingml/2006/picture">
+                <pic:pic xmlns:pic="http://schemas.openxmlformats.org/drawingml/2006/picture">
+                  <pic:nvPicPr>
+                    <pic:cNvPr id="1" name=""/>
+                    <pic:cNvPicPr/>
+                  </pic:nvPicPr>
+                  <pic:blipFill>
+                    <a:blip r:embed="rId15"/>
+                    <a:stretch>
+                      <a:fillRect/>
+                    </a:stretch>
+                  </pic:blipFill>
+                  <pic:spPr>
+                    <a:xfrm>
+                      <a:off x="0" y="0"/>
+                      <a:ext cx="5731510" cy="1810385"/>
+                    </a:xfrm>
+                    <a:prstGeom prst="rect">
+                      <a:avLst/>
+                    </a:prstGeom>
+                  </pic:spPr>
+                </pic:pic>
+              </a:graphicData>
+            </a:graphic>
+          </wp:anchor>
+        </w:drawing>
+      </w:r>
+    </w:p>
+    <w:p>
+      <w:pPr>
+        <w:rPr>
+          <w:rFonts w:ascii="Times New Roman" w:hAnsi="Times New Roman" w:cs="Times New Roman"/>
+          <w:b/>
+          <w:bCs/>
+          <w:sz w:val="24"/>
+          <w:szCs w:val="24"/>
+        </w:rPr>
+      </w:pPr>
+    </w:p>
+    <w:p>
+      <w:pPr>
+        <w:rPr>
+          <w:rFonts w:ascii="Times New Roman" w:hAnsi="Times New Roman" w:cs="Times New Roman"/>
+          <w:b/>
+          <w:bCs/>
+          <w:sz w:val="24"/>
+          <w:szCs w:val="24"/>
+        </w:rPr>
+      </w:pPr>
     </w:p>
     <w:p>
       <w:pPr>
@@ -5829,7 +6547,7 @@
       </w:pPr>
     </w:p>
     <w:sectPr>
-      <w:footerReference w:type="default" r:id="rId7"/>
+      <w:footerReference w:type="default" r:id="rId16"/>
       <w:pgSz w:w="11906" w:h="16838"/>
       <w:pgMar w:top="1440" w:right="1440" w:bottom="1440" w:left="1440" w:header="708" w:footer="708" w:gutter="0"/>
       <w:cols w:space="708"/>
@@ -9651,6 +10369,7 @@
   <w:style w:type="character" w:default="1" w:styleId="DefaultParagraphFont">
     <w:name w:val="Default Paragraph Font"/>
     <w:uiPriority w:val="1"/>
+    <w:semiHidden/>
     <w:unhideWhenUsed/>
   </w:style>
   <w:style w:type="table" w:default="1" w:styleId="TableNormal">
